--- a/docs/product/Lumi_Acceptance_Criteria.docx
+++ b/docs/product/Lumi_Acceptance_Criteria.docx
@@ -226,6 +226,75 @@
     </w:p>
     <w:p>
       <w:pPr>
+        <w:spacing w:after="70" w:line="268"/>
+        <w:ind w:left="260"/>
+      </w:pPr>
+      <w:r>
+        <w:rPr>
+          <w:b/>
+          <w:bCs/>
+          <w:color w:val="2E7D32"/>
+          <w:sz w:val="21"/>
+          <w:szCs w:val="21"/>
+        </w:rPr>
+        <w:t xml:space="preserve">☐ </w:t>
+      </w:r>
+      <w:r>
+        <w:rPr>
+          <w:sz w:val="21"/>
+          <w:szCs w:val="21"/>
+        </w:rPr>
+        <w:t xml:space="preserve">При ответе на Q1 ≤ 2 старт всегда происходит с курса 0, независимо от ответа на Q2.</w:t>
+      </w:r>
+    </w:p>
+    <w:p>
+      <w:pPr>
+        <w:spacing w:after="70" w:line="268"/>
+        <w:ind w:left="260"/>
+      </w:pPr>
+      <w:r>
+        <w:rPr>
+          <w:b/>
+          <w:bCs/>
+          <w:color w:val="2E7D32"/>
+          <w:sz w:val="21"/>
+          <w:szCs w:val="21"/>
+        </w:rPr>
+        <w:t xml:space="preserve">☐ </w:t>
+      </w:r>
+      <w:r>
+        <w:rPr>
+          <w:sz w:val="21"/>
+          <w:szCs w:val="21"/>
+        </w:rPr>
+        <w:t xml:space="preserve">Экран регистрации (Sign in with Apple) невозможно пропустить — без аккаунта дальнейшее прохождение блокируется.</w:t>
+      </w:r>
+    </w:p>
+    <w:p>
+      <w:pPr>
+        <w:spacing w:after="70" w:line="268"/>
+        <w:ind w:left="260"/>
+      </w:pPr>
+      <w:r>
+        <w:rPr>
+          <w:b/>
+          <w:bCs/>
+          <w:color w:val="2E7D32"/>
+          <w:sz w:val="21"/>
+          <w:szCs w:val="21"/>
+        </w:rPr>
+        <w:t xml:space="preserve">☐ </w:t>
+      </w:r>
+      <w:r>
+        <w:rPr>
+          <w:sz w:val="21"/>
+          <w:szCs w:val="21"/>
+        </w:rPr>
+        <w:t xml:space="preserve">Прогресс, XP и люмены корректно сохраняются и восстанавливаются при повторном входе через тот же Apple ID.</w:t>
+      </w:r>
+    </w:p>
+    <w:p>
+      <w:pPr>
         <w:pStyle w:val="Heading1"/>
         <w:pBdr>
           <w:bottom w:val="single" w:color="5B4B9E" w:sz="8" w:space="4"/>
@@ -240,7 +309,7 @@
           <w:sz w:val="30"/>
           <w:szCs w:val="30"/>
         </w:rPr>
-        <w:t xml:space="preserve">Навигация и контент (F5–F10)</w:t>
+        <w:t xml:space="preserve">Навигация и контент (F5–F10, F20–F22)</w:t>
       </w:r>
     </w:p>
     <w:p>
@@ -402,6 +471,121 @@
           <w:szCs w:val="21"/>
         </w:rPr>
         <w:t xml:space="preserve">Главный экран «Луми» корректно отображает состояние маскота, соответствующее актуальному прогрессу пользователя на момент открытия экрана.</w:t>
+      </w:r>
+    </w:p>
+    <w:p>
+      <w:pPr>
+        <w:spacing w:after="70" w:line="268"/>
+        <w:ind w:left="260"/>
+      </w:pPr>
+      <w:r>
+        <w:rPr>
+          <w:b/>
+          <w:bCs/>
+          <w:color w:val="2E7D32"/>
+          <w:sz w:val="21"/>
+          <w:szCs w:val="21"/>
+        </w:rPr>
+        <w:t xml:space="preserve">☐ </w:t>
+      </w:r>
+      <w:r>
+        <w:rPr>
+          <w:sz w:val="21"/>
+          <w:szCs w:val="21"/>
+        </w:rPr>
+        <w:t xml:space="preserve">Приветствие на главном экране корректно подставляет имя пользователя из данных онбординга/профиля.</w:t>
+      </w:r>
+    </w:p>
+    <w:p>
+      <w:pPr>
+        <w:spacing w:after="70" w:line="268"/>
+        <w:ind w:left="260"/>
+      </w:pPr>
+      <w:r>
+        <w:rPr>
+          <w:b/>
+          <w:bCs/>
+          <w:color w:val="2E7D32"/>
+          <w:sz w:val="21"/>
+          <w:szCs w:val="21"/>
+        </w:rPr>
+        <w:t xml:space="preserve">☐ </w:t>
+      </w:r>
+      <w:r>
+        <w:rPr>
+          <w:sz w:val="21"/>
+          <w:szCs w:val="21"/>
+        </w:rPr>
+        <w:t xml:space="preserve">Плитки блока «Сегодня для тебя» открывают именно то содержание, которое утвердил психолог — не placeholder-текст.</w:t>
+      </w:r>
+    </w:p>
+    <w:p>
+      <w:pPr>
+        <w:spacing w:after="70" w:line="268"/>
+        <w:ind w:left="260"/>
+      </w:pPr>
+      <w:r>
+        <w:rPr>
+          <w:b/>
+          <w:bCs/>
+          <w:color w:val="2E7D32"/>
+          <w:sz w:val="21"/>
+          <w:szCs w:val="21"/>
+        </w:rPr>
+        <w:t xml:space="preserve">☐ </w:t>
+      </w:r>
+      <w:r>
+        <w:rPr>
+          <w:sz w:val="21"/>
+          <w:szCs w:val="21"/>
+        </w:rPr>
+        <w:t xml:space="preserve">Прохождение короткой практики (F20) не засчитывается как прохождение урока курса и не влияет на прогресс курса.</w:t>
+      </w:r>
+    </w:p>
+    <w:p>
+      <w:pPr>
+        <w:spacing w:after="70" w:line="268"/>
+        <w:ind w:left="260"/>
+      </w:pPr>
+      <w:r>
+        <w:rPr>
+          <w:b/>
+          <w:bCs/>
+          <w:color w:val="2E7D32"/>
+          <w:sz w:val="21"/>
+          <w:szCs w:val="21"/>
+        </w:rPr>
+        <w:t xml:space="preserve">☐ </w:t>
+      </w:r>
+      <w:r>
+        <w:rPr>
+          <w:sz w:val="21"/>
+          <w:szCs w:val="21"/>
+        </w:rPr>
+        <w:t xml:space="preserve">Карточка «Мысль дня» не показывает одну и ту же фразу чаще раза в 2 недели при ежедневном открытии приложения.</w:t>
+      </w:r>
+    </w:p>
+    <w:p>
+      <w:pPr>
+        <w:spacing w:after="70" w:line="268"/>
+        <w:ind w:left="260"/>
+      </w:pPr>
+      <w:r>
+        <w:rPr>
+          <w:b/>
+          <w:bCs/>
+          <w:color w:val="2E7D32"/>
+          <w:sz w:val="21"/>
+          <w:szCs w:val="21"/>
+        </w:rPr>
+        <w:t xml:space="preserve">☐ </w:t>
+      </w:r>
+      <w:r>
+        <w:rPr>
+          <w:sz w:val="21"/>
+          <w:szCs w:val="21"/>
+        </w:rPr>
+        <w:t xml:space="preserve">Кнопка «Гардероб →» на главном экране (F22) ведёт в тот же магазин, что и доступ через профиль (F13), без дублирования логики или несовпадения баланса.</w:t>
       </w:r>
     </w:p>
     <w:p>
@@ -563,6 +747,52 @@
     </w:p>
     <w:p>
       <w:pPr>
+        <w:spacing w:after="70" w:line="268"/>
+        <w:ind w:left="260"/>
+      </w:pPr>
+      <w:r>
+        <w:rPr>
+          <w:b/>
+          <w:bCs/>
+          <w:color w:val="2E7D32"/>
+          <w:sz w:val="21"/>
+          <w:szCs w:val="21"/>
+        </w:rPr>
+        <w:t xml:space="preserve">☐ </w:t>
+      </w:r>
+      <w:r>
+        <w:rPr>
+          <w:sz w:val="21"/>
+          <w:szCs w:val="21"/>
+        </w:rPr>
+        <w:t xml:space="preserve">Товары выше доступного по текущему уровню пользователя не покупаются — кнопка неактивна с подсказкой об уровне открытия.</w:t>
+      </w:r>
+    </w:p>
+    <w:p>
+      <w:pPr>
+        <w:spacing w:after="70" w:line="268"/>
+        <w:ind w:left="260"/>
+      </w:pPr>
+      <w:r>
+        <w:rPr>
+          <w:b/>
+          <w:bCs/>
+          <w:color w:val="2E7D32"/>
+          <w:sz w:val="21"/>
+          <w:szCs w:val="21"/>
+        </w:rPr>
+        <w:t xml:space="preserve">☐ </w:t>
+      </w:r>
+      <w:r>
+        <w:rPr>
+          <w:sz w:val="21"/>
+          <w:szCs w:val="21"/>
+        </w:rPr>
+        <w:t xml:space="preserve">При достижении уровня 2 и 3 соответствующие категории редкости (редкие/эпические) становятся доступны немедленно, без перезапуска приложения.</w:t>
+      </w:r>
+    </w:p>
+    <w:p>
+      <w:pPr>
         <w:pStyle w:val="Heading1"/>
         <w:pBdr>
           <w:bottom w:val="single" w:color="5B4B9E" w:sz="8" w:space="4"/>
@@ -938,6 +1168,117 @@
           <w:szCs w:val="21"/>
         </w:rPr>
         <w:t xml:space="preserve">Список кризисных паттернов-триггеров (F19) утверждён психологом отдельно и не публикуется в открытых продуктовых документах.</w:t>
+      </w:r>
+    </w:p>
+    <w:p>
+      <w:pPr>
+        <w:pStyle w:val="Heading1"/>
+        <w:pBdr>
+          <w:bottom w:val="single" w:color="5B4B9E" w:sz="8" w:space="4"/>
+        </w:pBdr>
+        <w:spacing w:after="150" w:before="380"/>
+      </w:pPr>
+      <w:r>
+        <w:rPr>
+          <w:b/>
+          <w:bCs/>
+          <w:color w:val="5B4B9E"/>
+          <w:sz w:val="30"/>
+          <w:szCs w:val="30"/>
+        </w:rPr>
+        <w:t xml:space="preserve">Виджет (F24)</w:t>
+      </w:r>
+    </w:p>
+    <w:p>
+      <w:pPr>
+        <w:spacing w:after="70" w:line="268"/>
+        <w:ind w:left="260"/>
+      </w:pPr>
+      <w:r>
+        <w:rPr>
+          <w:b/>
+          <w:bCs/>
+          <w:color w:val="2E7D32"/>
+          <w:sz w:val="21"/>
+          <w:szCs w:val="21"/>
+        </w:rPr>
+        <w:t xml:space="preserve">☐ </w:t>
+      </w:r>
+      <w:r>
+        <w:rPr>
+          <w:sz w:val="21"/>
+          <w:szCs w:val="21"/>
+        </w:rPr>
+        <w:t xml:space="preserve">Виджет корректно отображается в размерах small и medium на домашнем экране iOS.</w:t>
+      </w:r>
+    </w:p>
+    <w:p>
+      <w:pPr>
+        <w:spacing w:after="70" w:line="268"/>
+        <w:ind w:left="260"/>
+      </w:pPr>
+      <w:r>
+        <w:rPr>
+          <w:b/>
+          <w:bCs/>
+          <w:color w:val="2E7D32"/>
+          <w:sz w:val="21"/>
+          <w:szCs w:val="21"/>
+        </w:rPr>
+        <w:t xml:space="preserve">☐ </w:t>
+      </w:r>
+      <w:r>
+        <w:rPr>
+          <w:sz w:val="21"/>
+          <w:szCs w:val="21"/>
+        </w:rPr>
+        <w:t xml:space="preserve">Серия дней в виджете совпадает со значением в приложении на момент последнего обновления timeline.</w:t>
+      </w:r>
+    </w:p>
+    <w:p>
+      <w:pPr>
+        <w:spacing w:after="70" w:line="268"/>
+        <w:ind w:left="260"/>
+      </w:pPr>
+      <w:r>
+        <w:rPr>
+          <w:b/>
+          <w:bCs/>
+          <w:color w:val="2E7D32"/>
+          <w:sz w:val="21"/>
+          <w:szCs w:val="21"/>
+        </w:rPr>
+        <w:t xml:space="preserve">☐ </w:t>
+      </w:r>
+      <w:r>
+        <w:rPr>
+          <w:sz w:val="21"/>
+          <w:szCs w:val="21"/>
+        </w:rPr>
+        <w:t xml:space="preserve">Мысль дня в виджете не показывает placeholder или пустое состояние после установки — подтягивает актуальную фразу при первом добавлении.</w:t>
+      </w:r>
+    </w:p>
+    <w:p>
+      <w:pPr>
+        <w:spacing w:after="70" w:line="268"/>
+        <w:ind w:left="260"/>
+      </w:pPr>
+      <w:r>
+        <w:rPr>
+          <w:b/>
+          <w:bCs/>
+          <w:color w:val="2E7D32"/>
+          <w:sz w:val="21"/>
+          <w:szCs w:val="21"/>
+        </w:rPr>
+        <w:t xml:space="preserve">☐ </w:t>
+      </w:r>
+      <w:r>
+        <w:rPr>
+          <w:sz w:val="21"/>
+          <w:szCs w:val="21"/>
+        </w:rPr>
+        <w:t xml:space="preserve">Обновление данных в виджете происходит без необходимости открывать приложение.</w:t>
       </w:r>
     </w:p>
     <w:p>
